--- a/Ecommerce_Sales_Project.docx
+++ b/Ecommerce_Sales_Project.docx
@@ -78,15 +78,7 @@
           <w:sz w:val="24"/>
           <w:szCs w:val="24"/>
         </w:rPr>
-        <w:t xml:space="preserve"> an E-commerce dataset in Excel</w:t>
-      </w:r>
-      <w:r>
-        <w:rPr>
-          <w:rFonts w:ascii="Roboto" w:eastAsia="Roboto" w:hAnsi="Roboto" w:cs="Roboto"/>
-          <w:sz w:val="24"/>
-          <w:szCs w:val="24"/>
-        </w:rPr>
-        <w:t xml:space="preserve"> by </w:t>
+        <w:t xml:space="preserve"> an E-commerce dataset in Excel by </w:t>
       </w:r>
       <w:r>
         <w:rPr>
@@ -226,10 +218,10 @@
             <v:path o:extrusionok="f" gradientshapeok="t" o:connecttype="rect"/>
             <o:lock v:ext="edit" aspectratio="t"/>
           </v:shapetype>
-          <v:shape id="_x0000_i1029" type="#_x0000_t75" style="width:76.2pt;height:49.2pt" o:ole="">
+          <v:shape id="_x0000_i1025" type="#_x0000_t75" style="width:76.2pt;height:49.2pt" o:ole="">
             <v:imagedata r:id="rId5" o:title=""/>
           </v:shape>
-          <o:OLEObject Type="Embed" ProgID="AcroExch.Document.11" ShapeID="_x0000_i1029" DrawAspect="Icon" ObjectID="_1843579759" r:id="rId6"/>
+          <o:OLEObject Type="Embed" ProgID="AcroExch.Document.11" ShapeID="_x0000_i1025" DrawAspect="Icon" ObjectID="_1843633486" r:id="rId6"/>
         </w:object>
       </w:r>
     </w:p>
@@ -367,10 +359,7 @@
         <w:t xml:space="preserve"> 2 stores. Total 2000 sale payments were done through COD, Credit card, and PayPal.</w:t>
       </w:r>
       <w:r>
-        <w:t xml:space="preserve"> </w:t>
-      </w:r>
-      <w:r>
-        <w:t>Most of the customers Using PayPal for Payment</w:t>
+        <w:t xml:space="preserve"> Most of the customers Using PayPal for Payment</w:t>
       </w:r>
       <w:r>
         <w:t xml:space="preserve">. </w:t>
@@ -600,6 +589,312 @@
       <w:r>
         <w:t>We can increase the Discount % of Products in East and West Region to attract the customers.</w:t>
       </w:r>
+    </w:p>
+    <w:p>
+      <w:pPr>
+        <w:numPr>
+          <w:ilvl w:val="0"/>
+          <w:numId w:val="1"/>
+        </w:numPr>
+        <w:rPr>
+          <w:b/>
+          <w:bCs/>
+          <w:sz w:val="28"/>
+          <w:szCs w:val="28"/>
+        </w:rPr>
+      </w:pPr>
+      <w:r>
+        <w:rPr>
+          <w:b/>
+          <w:bCs/>
+          <w:sz w:val="28"/>
+          <w:szCs w:val="28"/>
+        </w:rPr>
+        <w:t>Conclusion</w:t>
+      </w:r>
+      <w:r>
+        <w:rPr>
+          <w:b/>
+          <w:bCs/>
+          <w:sz w:val="28"/>
+          <w:szCs w:val="28"/>
+        </w:rPr>
+        <w:t>:</w:t>
+      </w:r>
+      <w:r>
+        <w:tab/>
+      </w:r>
+    </w:p>
+    <w:p>
+      <w:pPr>
+        <w:spacing w:after="0"/>
+        <w:ind w:left="720" w:firstLine="720"/>
+      </w:pPr>
+      <w:r>
+        <w:rPr>
+          <w:rFonts w:ascii="Roboto" w:eastAsia="Roboto" w:hAnsi="Roboto" w:cs="Roboto"/>
+          <w:sz w:val="24"/>
+          <w:szCs w:val="24"/>
+        </w:rPr>
+        <w:t xml:space="preserve">In this </w:t>
+      </w:r>
+      <w:proofErr w:type="spellStart"/>
+      <w:r>
+        <w:rPr>
+          <w:rFonts w:ascii="Roboto" w:eastAsia="Roboto" w:hAnsi="Roboto" w:cs="Roboto"/>
+          <w:sz w:val="24"/>
+          <w:szCs w:val="24"/>
+        </w:rPr>
+        <w:t>E_Commerce</w:t>
+      </w:r>
+      <w:proofErr w:type="spellEnd"/>
+      <w:r>
+        <w:rPr>
+          <w:rFonts w:ascii="Roboto" w:eastAsia="Roboto" w:hAnsi="Roboto" w:cs="Roboto"/>
+          <w:sz w:val="24"/>
+          <w:szCs w:val="24"/>
+        </w:rPr>
+        <w:t xml:space="preserve"> Sales Data Project </w:t>
+      </w:r>
+      <w:r>
+        <w:rPr>
+          <w:rFonts w:ascii="Roboto" w:eastAsia="Roboto" w:hAnsi="Roboto" w:cs="Roboto"/>
+          <w:sz w:val="24"/>
+          <w:szCs w:val="24"/>
+        </w:rPr>
+        <w:t>Data entry, import, and basic organization using tables</w:t>
+      </w:r>
+      <w:r>
+        <w:t xml:space="preserve">, </w:t>
+      </w:r>
+      <w:r>
+        <w:rPr>
+          <w:rFonts w:ascii="Roboto" w:eastAsia="Roboto" w:hAnsi="Roboto" w:cs="Roboto"/>
+          <w:sz w:val="24"/>
+          <w:szCs w:val="24"/>
+        </w:rPr>
+        <w:t>Data cleaning</w:t>
+      </w:r>
+      <w:r>
+        <w:rPr>
+          <w:rFonts w:ascii="Roboto" w:eastAsia="Roboto" w:hAnsi="Roboto" w:cs="Roboto"/>
+          <w:sz w:val="24"/>
+          <w:szCs w:val="24"/>
+        </w:rPr>
+        <w:t xml:space="preserve"> which means </w:t>
+      </w:r>
+      <w:r>
+        <w:rPr>
+          <w:rFonts w:ascii="Roboto" w:eastAsia="Roboto" w:hAnsi="Roboto" w:cs="Roboto"/>
+          <w:sz w:val="24"/>
+          <w:szCs w:val="24"/>
+        </w:rPr>
+        <w:t>find/remove duplicates, handle missing/inconsistent data, correct formatting errors, and validate data</w:t>
+      </w:r>
+      <w:r>
+        <w:rPr>
+          <w:rFonts w:ascii="Roboto" w:eastAsia="Roboto" w:hAnsi="Roboto" w:cs="Roboto"/>
+          <w:sz w:val="24"/>
+          <w:szCs w:val="24"/>
+        </w:rPr>
+        <w:t xml:space="preserve"> </w:t>
+      </w:r>
+      <w:r>
+        <w:rPr>
+          <w:rFonts w:ascii="Roboto" w:eastAsia="Roboto" w:hAnsi="Roboto" w:cs="Roboto"/>
+          <w:sz w:val="24"/>
+          <w:szCs w:val="24"/>
+        </w:rPr>
+        <w:t>we</w:t>
+      </w:r>
+      <w:r>
+        <w:rPr>
+          <w:rFonts w:ascii="Roboto" w:eastAsia="Roboto" w:hAnsi="Roboto" w:cs="Roboto"/>
+          <w:sz w:val="24"/>
+          <w:szCs w:val="24"/>
+        </w:rPr>
+        <w:t>re done</w:t>
+      </w:r>
+      <w:r>
+        <w:t xml:space="preserve">. </w:t>
+      </w:r>
+      <w:r>
+        <w:rPr>
+          <w:rFonts w:ascii="Roboto" w:eastAsia="Roboto" w:hAnsi="Roboto" w:cs="Roboto"/>
+          <w:sz w:val="24"/>
+          <w:szCs w:val="24"/>
+        </w:rPr>
+        <w:t>F</w:t>
+      </w:r>
+      <w:r>
+        <w:rPr>
+          <w:rFonts w:ascii="Roboto" w:eastAsia="Roboto" w:hAnsi="Roboto" w:cs="Roboto"/>
+          <w:sz w:val="24"/>
+          <w:szCs w:val="24"/>
+        </w:rPr>
+        <w:t>or calculations, summaries, and logical/text operations</w:t>
+      </w:r>
+      <w:r>
+        <w:rPr>
+          <w:rFonts w:ascii="Roboto" w:eastAsia="Roboto" w:hAnsi="Roboto" w:cs="Roboto"/>
+          <w:sz w:val="24"/>
+          <w:szCs w:val="24"/>
+        </w:rPr>
+        <w:t xml:space="preserve"> Excel formulas</w:t>
+      </w:r>
+      <w:r>
+        <w:rPr>
+          <w:rFonts w:ascii="Roboto" w:eastAsia="Roboto" w:hAnsi="Roboto" w:cs="Roboto"/>
+          <w:sz w:val="24"/>
+          <w:szCs w:val="24"/>
+        </w:rPr>
+        <w:t xml:space="preserve"> are applied.</w:t>
+      </w:r>
+      <w:r>
+        <w:rPr>
+          <w:rFonts w:ascii="Roboto" w:eastAsia="Roboto" w:hAnsi="Roboto" w:cs="Roboto"/>
+          <w:sz w:val="24"/>
+          <w:szCs w:val="24"/>
+        </w:rPr>
+        <w:t xml:space="preserve"> </w:t>
+      </w:r>
+      <w:r>
+        <w:rPr>
+          <w:rFonts w:ascii="Roboto" w:eastAsia="Roboto" w:hAnsi="Roboto" w:cs="Roboto"/>
+          <w:sz w:val="24"/>
+          <w:szCs w:val="24"/>
+        </w:rPr>
+        <w:t>F</w:t>
+      </w:r>
+      <w:r>
+        <w:rPr>
+          <w:rFonts w:ascii="Roboto" w:eastAsia="Roboto" w:hAnsi="Roboto" w:cs="Roboto"/>
+          <w:sz w:val="24"/>
+          <w:szCs w:val="24"/>
+        </w:rPr>
+        <w:t>or advanced summarization Pivot Tables</w:t>
+      </w:r>
+      <w:r>
+        <w:rPr>
+          <w:rFonts w:ascii="Roboto" w:eastAsia="Roboto" w:hAnsi="Roboto" w:cs="Roboto"/>
+          <w:sz w:val="24"/>
+          <w:szCs w:val="24"/>
+        </w:rPr>
+        <w:t xml:space="preserve"> were used</w:t>
+      </w:r>
+      <w:r>
+        <w:t xml:space="preserve">. </w:t>
+      </w:r>
+      <w:r>
+        <w:rPr>
+          <w:rFonts w:ascii="Roboto" w:eastAsia="Roboto" w:hAnsi="Roboto" w:cs="Roboto"/>
+          <w:sz w:val="24"/>
+          <w:szCs w:val="24"/>
+          <w:u w:val="single"/>
+        </w:rPr>
+        <w:t>U</w:t>
+      </w:r>
+      <w:r>
+        <w:rPr>
+          <w:rFonts w:ascii="Roboto" w:eastAsia="Roboto" w:hAnsi="Roboto" w:cs="Roboto"/>
+          <w:sz w:val="24"/>
+          <w:szCs w:val="24"/>
+        </w:rPr>
+        <w:t>sing formulas</w:t>
+      </w:r>
+      <w:r>
+        <w:rPr>
+          <w:rFonts w:ascii="Roboto" w:eastAsia="Roboto" w:hAnsi="Roboto" w:cs="Roboto"/>
+          <w:sz w:val="24"/>
+          <w:szCs w:val="24"/>
+        </w:rPr>
+        <w:t xml:space="preserve"> </w:t>
+      </w:r>
+      <w:r>
+        <w:rPr>
+          <w:rFonts w:ascii="Roboto" w:eastAsia="Roboto" w:hAnsi="Roboto" w:cs="Roboto"/>
+          <w:sz w:val="24"/>
+          <w:szCs w:val="24"/>
+        </w:rPr>
+        <w:t>Descriptive statistics (mean, median, mode, standard deviation, etc.)</w:t>
+      </w:r>
+      <w:r>
+        <w:rPr>
+          <w:rFonts w:ascii="Roboto" w:eastAsia="Roboto" w:hAnsi="Roboto" w:cs="Roboto"/>
+          <w:sz w:val="24"/>
+          <w:szCs w:val="24"/>
+        </w:rPr>
+        <w:t xml:space="preserve"> were done.  I </w:t>
+      </w:r>
+      <w:r>
+        <w:rPr>
+          <w:rFonts w:ascii="Roboto" w:eastAsia="Roboto" w:hAnsi="Roboto" w:cs="Roboto"/>
+          <w:sz w:val="24"/>
+          <w:szCs w:val="24"/>
+        </w:rPr>
+        <w:t>buil</w:t>
+      </w:r>
+      <w:r>
+        <w:rPr>
+          <w:rFonts w:ascii="Roboto" w:eastAsia="Roboto" w:hAnsi="Roboto" w:cs="Roboto"/>
+          <w:sz w:val="24"/>
+          <w:szCs w:val="24"/>
+        </w:rPr>
+        <w:t>t</w:t>
+      </w:r>
+      <w:r>
+        <w:rPr>
+          <w:rFonts w:ascii="Roboto" w:eastAsia="Roboto" w:hAnsi="Roboto" w:cs="Roboto"/>
+          <w:sz w:val="24"/>
+          <w:szCs w:val="24"/>
+        </w:rPr>
+        <w:t xml:space="preserve"> an interactive dashboard, and use basic Pivot</w:t>
+      </w:r>
+      <w:r>
+        <w:rPr>
+          <w:rFonts w:ascii="Roboto" w:eastAsia="Roboto" w:hAnsi="Roboto" w:cs="Roboto"/>
+          <w:sz w:val="24"/>
+          <w:szCs w:val="24"/>
+        </w:rPr>
+        <w:t xml:space="preserve"> </w:t>
+      </w:r>
+      <w:r>
+        <w:rPr>
+          <w:rFonts w:ascii="Roboto" w:eastAsia="Roboto" w:hAnsi="Roboto" w:cs="Roboto"/>
+          <w:sz w:val="24"/>
+          <w:szCs w:val="24"/>
+        </w:rPr>
+        <w:t>Charts</w:t>
+      </w:r>
+      <w:r>
+        <w:rPr>
+          <w:rFonts w:ascii="Roboto" w:eastAsia="Roboto" w:hAnsi="Roboto" w:cs="Roboto"/>
+          <w:sz w:val="24"/>
+          <w:szCs w:val="24"/>
+        </w:rPr>
+        <w:t xml:space="preserve"> for </w:t>
+      </w:r>
+      <w:r>
+        <w:rPr>
+          <w:rFonts w:ascii="Roboto" w:eastAsia="Roboto" w:hAnsi="Roboto" w:cs="Roboto"/>
+          <w:sz w:val="24"/>
+          <w:szCs w:val="24"/>
+        </w:rPr>
+        <w:t>Data visualization</w:t>
+      </w:r>
+      <w:r>
+        <w:rPr>
+          <w:rFonts w:ascii="Roboto" w:eastAsia="Roboto" w:hAnsi="Roboto" w:cs="Roboto"/>
+          <w:sz w:val="24"/>
+          <w:szCs w:val="24"/>
+        </w:rPr>
+        <w:t>.</w:t>
+      </w:r>
+    </w:p>
+    <w:p>
+      <w:pPr>
+        <w:ind w:left="1440"/>
+      </w:pPr>
     </w:p>
     <w:sectPr>
       <w:pgSz w:w="12240" w:h="15840"/>
@@ -762,8 +1057,127 @@
       </w:rPr>
     </w:lvl>
   </w:abstractNum>
+  <w:abstractNum w:abstractNumId="1" w15:restartNumberingAfterBreak="0">
+    <w:nsid w:val="5EA243DA"/>
+    <w:multiLevelType w:val="multilevel"/>
+    <w:tmpl w:val="A57E70E0"/>
+    <w:lvl w:ilvl="0">
+      <w:start w:val="1"/>
+      <w:numFmt w:val="bullet"/>
+      <w:lvlText w:val="●"/>
+      <w:lvlJc w:val="left"/>
+      <w:pPr>
+        <w:ind w:left="720" w:hanging="360"/>
+      </w:pPr>
+      <w:rPr>
+        <w:rFonts w:ascii="Roboto" w:eastAsia="Roboto" w:hAnsi="Roboto" w:cs="Roboto"/>
+        <w:sz w:val="24"/>
+        <w:szCs w:val="24"/>
+        <w:u w:val="none"/>
+      </w:rPr>
+    </w:lvl>
+    <w:lvl w:ilvl="1">
+      <w:start w:val="1"/>
+      <w:numFmt w:val="bullet"/>
+      <w:lvlText w:val="○"/>
+      <w:lvlJc w:val="left"/>
+      <w:pPr>
+        <w:ind w:left="1440" w:hanging="360"/>
+      </w:pPr>
+      <w:rPr>
+        <w:u w:val="none"/>
+      </w:rPr>
+    </w:lvl>
+    <w:lvl w:ilvl="2">
+      <w:start w:val="1"/>
+      <w:numFmt w:val="bullet"/>
+      <w:lvlText w:val="■"/>
+      <w:lvlJc w:val="left"/>
+      <w:pPr>
+        <w:ind w:left="2160" w:hanging="360"/>
+      </w:pPr>
+      <w:rPr>
+        <w:u w:val="none"/>
+      </w:rPr>
+    </w:lvl>
+    <w:lvl w:ilvl="3">
+      <w:start w:val="1"/>
+      <w:numFmt w:val="bullet"/>
+      <w:lvlText w:val="●"/>
+      <w:lvlJc w:val="left"/>
+      <w:pPr>
+        <w:ind w:left="2880" w:hanging="360"/>
+      </w:pPr>
+      <w:rPr>
+        <w:u w:val="none"/>
+      </w:rPr>
+    </w:lvl>
+    <w:lvl w:ilvl="4">
+      <w:start w:val="1"/>
+      <w:numFmt w:val="bullet"/>
+      <w:lvlText w:val="○"/>
+      <w:lvlJc w:val="left"/>
+      <w:pPr>
+        <w:ind w:left="3600" w:hanging="360"/>
+      </w:pPr>
+      <w:rPr>
+        <w:u w:val="none"/>
+      </w:rPr>
+    </w:lvl>
+    <w:lvl w:ilvl="5">
+      <w:start w:val="1"/>
+      <w:numFmt w:val="bullet"/>
+      <w:lvlText w:val="■"/>
+      <w:lvlJc w:val="left"/>
+      <w:pPr>
+        <w:ind w:left="4320" w:hanging="360"/>
+      </w:pPr>
+      <w:rPr>
+        <w:u w:val="none"/>
+      </w:rPr>
+    </w:lvl>
+    <w:lvl w:ilvl="6">
+      <w:start w:val="1"/>
+      <w:numFmt w:val="bullet"/>
+      <w:lvlText w:val="●"/>
+      <w:lvlJc w:val="left"/>
+      <w:pPr>
+        <w:ind w:left="5040" w:hanging="360"/>
+      </w:pPr>
+      <w:rPr>
+        <w:u w:val="none"/>
+      </w:rPr>
+    </w:lvl>
+    <w:lvl w:ilvl="7">
+      <w:start w:val="1"/>
+      <w:numFmt w:val="bullet"/>
+      <w:lvlText w:val="○"/>
+      <w:lvlJc w:val="left"/>
+      <w:pPr>
+        <w:ind w:left="5760" w:hanging="360"/>
+      </w:pPr>
+      <w:rPr>
+        <w:u w:val="none"/>
+      </w:rPr>
+    </w:lvl>
+    <w:lvl w:ilvl="8">
+      <w:start w:val="1"/>
+      <w:numFmt w:val="bullet"/>
+      <w:lvlText w:val="■"/>
+      <w:lvlJc w:val="left"/>
+      <w:pPr>
+        <w:ind w:left="6480" w:hanging="360"/>
+      </w:pPr>
+      <w:rPr>
+        <w:u w:val="none"/>
+      </w:rPr>
+    </w:lvl>
+  </w:abstractNum>
   <w:num w:numId="1" w16cid:durableId="2084445643">
     <w:abstractNumId w:val="0"/>
+  </w:num>
+  <w:num w:numId="2" w16cid:durableId="263615194">
+    <w:abstractNumId w:val="1"/>
   </w:num>
 </w:numbering>
 </file>
@@ -1371,6 +1785,7 @@
   <w:style w:type="character" w:default="1" w:styleId="DefaultParagraphFont">
     <w:name w:val="Default Paragraph Font"/>
     <w:uiPriority w:val="1"/>
+    <w:semiHidden/>
     <w:unhideWhenUsed/>
   </w:style>
   <w:style w:type="table" w:default="1" w:styleId="TableNormal">
